--- a/analise-ed/copy/VSL_SodaFil_10_BuildUp_1.docx
+++ b/analise-ed/copy/VSL_SodaFil_10_BuildUp_1.docx
@@ -2,13 +2,13 @@
 <file path=word/document.xml><?xml version="1.0" encoding="utf-8"?>
 <w:document xmlns:w="http://schemas.openxmlformats.org/wordprocessingml/2006/main" xmlns:m="http://schemas.openxmlformats.org/officeDocument/2006/math" xmlns:r="http://schemas.openxmlformats.org/officeDocument/2006/relationships" xmlns:o="urn:schemas-microsoft-com:office:office" xmlns:v="urn:schemas-microsoft-com:vml" xmlns:w10="urn:schemas-microsoft-com:office:word" xmlns:a="http://schemas.openxmlformats.org/drawingml/2006/main" xmlns:pic="http://schemas.openxmlformats.org/drawingml/2006/picture" xmlns:wp="http://schemas.openxmlformats.org/drawingml/2006/wordprocessingDrawing">
   <w:body>
-    <w:bookmarkStart w:id="23" w:name="X3992e87414a9a5934c5c3c113a007014cced3a5"/>
+    <w:bookmarkStart w:id="23" w:name="X478845c41a974a41e08959efcfccf6441bc13c1"/>
     <w:p>
       <w:pPr>
         <w:pStyle w:val="Heading1"/>
       </w:pPr>
       <w:r>
-        <w:t xml:space="preserve">VSL SodaFil — BLOCO 10: PRODUCT BUILD-UP, parte 1 (o primeiro homem: Mike toma o pó, a ressonância, os dois touros, a volta dela) (v1, 14/10/2026)</w:t>
+        <w:t xml:space="preserve">VSL SodaFil — BLOCO 10: PRODUCT BUILD-UP, parte 1 (o primeiro homem: Mike toma o pó, a ressonância, os dois touros, a volta dela) (v1.1, 14/10/2026: relato do dia 11 do Mike adaptado do Stallone)</w:t>
       </w:r>
     </w:p>
     <w:p>
@@ -177,7 +177,7 @@
         <w:t xml:space="preserve"> </w:t>
       </w:r>
       <w:r>
-        <w:t xml:space="preserve">3280 caracteres falados em EN (SH 18: 3.200 em PT).</w:t>
+        <w:t xml:space="preserve">3559 caracteres falados em EN (SH 18: 3.200 em PT).</w:t>
       </w:r>
       <w:r>
         <w:t xml:space="preserve"> </w:t>
@@ -337,7 +337,25 @@
         <w:t xml:space="preserve"> </w:t>
       </w:r>
       <w:r>
-        <w:t xml:space="preserve">Listen. Day eleven. Four in the morning. I didn’t ask. I didn’t take no pill. I didn’t look at no clock. I just went and got her. And she cried before I was even in her. She asked me what changed. I said,</w:t>
+        <w:t xml:space="preserve">Listen. Day eleven. I fucked my wife last night. First time in two years with no pill, no plan, no clock. I went in her on the first try, Andrew. Didn’t adjust nothing. And she froze. Three seconds. ’Cause she forgot what my dick feels like when it’s hard for real, inside her. Then she started crying in the middle of it. I stopped. She said,</w:t>
+      </w:r>
+      <w:r>
+        <w:t xml:space="preserve"> </w:t>
+      </w:r>
+      <w:r>
+        <w:t xml:space="preserve">“</w:t>
+      </w:r>
+      <w:r>
+        <w:t xml:space="preserve">Don’t stop, Mike. It’s not pain. It’s shock.</w:t>
+      </w:r>
+      <w:r>
+        <w:t xml:space="preserve">”</w:t>
+      </w:r>
+      <w:r>
+        <w:t xml:space="preserve"> </w:t>
+      </w:r>
+      <w:r>
+        <w:t xml:space="preserve">She’d made her peace two years ago that she was never gonna feel that again. Not from me. I fucked her twice that night. And after, at 60 years old, she sat on my face and squirted on it like it was 2009. She asked me what changed. I said,</w:t>
       </w:r>
       <w:r>
         <w:t xml:space="preserve"> </w:t>
@@ -355,7 +373,7 @@
         <w:t xml:space="preserve"> </w:t>
       </w:r>
       <w:r>
-        <w:t xml:space="preserve">That’s real talk. She ain’t been to see no bulls since. Now you know what I was thinking, laying there after? That kid. That boy had one thing on me. One. He had the antidote and I didn’t. That’s it. He wasn’t more man than me. He had a powder out of a sack in my own barn. And that’s what makes me mad, bro. This thing’s been sitting in feed bags for sixty years, while men like me been laying next to their wives, dead from the waist down, thinking it’s their fault. God damn. I was that man. I heard my wife through a wall. So yeah. My face. My name. My money. All in. ’Cause eight rounds is easy. Mike goes the tenth now. You know what I’m saying?</w:t>
+        <w:t xml:space="preserve">That’s real talk. She ain’t been to see no bulls since. And that boy? He had one thing on me. One. He had the antidote and I didn’t. A powder out of a sack in my own barn. That’s what makes me mad, bro. This thing’s been sitting in feed bags for sixty years while men like me lay next to their wives, dead from the waist down, thinking it’s their fault. God damn. I was that man. So yeah. My face. My name. My money. All in. ’Cause eight rounds is easy. Mike goes the tenth now. You know what I’m saying?</w:t>
       </w:r>
     </w:p>
     <w:p>
@@ -536,7 +554,25 @@
         <w:t xml:space="preserve"> </w:t>
       </w:r>
       <w:r>
-        <w:t xml:space="preserve">Escuta. Dia onze. Quatro da manhã. Eu não pedi. Não tomei pílula nenhuma. Não olhei relógio nenhum. Eu só fui lá e peguei ela. E ela chorou antes de eu entrar. Ela me perguntou o que tinha mudado. Eu disse:</w:t>
+        <w:t xml:space="preserve">Escuta. Dia onze. Eu fodi a minha mulher ontem à noite. Primeira vez em dois anos sem pílula, sem plano, sem relógio. Entrei nela na primeira tentativa, Andrew. Não ajustei nada. E ela congelou. Três segundos. Porque ela tinha esquecido como é o meu pau duro de verdade dentro dela. Aí ela começou a chorar no meio. Eu parei. Ela disse:</w:t>
+      </w:r>
+      <w:r>
+        <w:t xml:space="preserve"> </w:t>
+      </w:r>
+      <w:r>
+        <w:t xml:space="preserve">“</w:t>
+      </w:r>
+      <w:r>
+        <w:t xml:space="preserve">Não para, Mike. Não é dor. É choque.</w:t>
+      </w:r>
+      <w:r>
+        <w:t xml:space="preserve">”</w:t>
+      </w:r>
+      <w:r>
+        <w:t xml:space="preserve"> </w:t>
+      </w:r>
+      <w:r>
+        <w:t xml:space="preserve">Ela tinha se conformado há dois anos que nunca mais ia sentir aquilo. Não de mim. Eu fodi ela duas vezes naquela noite. E depois, aos 60 anos, ela sentou na minha cara e esguichou nela como em 2009. Ela me perguntou o que tinha mudado. Eu disse:</w:t>
       </w:r>
       <w:r>
         <w:t xml:space="preserve"> </w:t>
@@ -554,7 +590,7 @@
         <w:t xml:space="preserve"> </w:t>
       </w:r>
       <w:r>
-        <w:t xml:space="preserve">Isso é papo reto. Ela nunca mais foi ver touro nenhum. Agora, sabe o que eu fiquei pensando, deitado ali depois? Naquele moleque. Aquele garoto tinha uma coisa a mais que eu. Uma. Ele tinha o antídoto e eu não. Só isso. Ele não era mais homem que eu. Ele tinha um pó que sai de um saco no meu próprio celeiro. E é isso que me deixa puto, mano. Essa coisa tá há sessenta anos dentro de saco de ração, enquanto homem igual a mim fica deitado do lado da mulher, morto da cintura pra baixo, achando que a culpa é dele. Deus do céu. Eu era esse homem. Eu ouvi a minha mulher através de uma parede. Então é isso. Minha cara. Meu nome. Meu dinheiro. Tudo dentro. Porque oito rounds é fácil. Agora o Mike vai até o décimo. Tá me entendendo?</w:t>
+        <w:t xml:space="preserve">Isso é papo reto. Ela nunca mais foi ver touro nenhum. E aquele moleque? Ele tinha uma coisa a mais que eu. Uma. Ele tinha o antídoto e eu não. Um pó que sai de um saco no meu próprio celeiro. É isso que me deixa puto, mano. Essa coisa tá há sessenta anos dentro de saco de ração enquanto homem igual a mim fica deitado do lado da mulher, morto da cintura pra baixo, achando que a culpa é dele. Deus do céu. Eu era esse homem. Então é isso. Minha cara. Meu nome. Meu dinheiro. Tudo dentro. Porque oito rounds é fácil. Agora o Mike vai até o décimo. Tá me entendendo?</w:t>
       </w:r>
     </w:p>
     <w:p>
@@ -1114,7 +1150,7 @@
               <w:jc w:val="left"/>
             </w:pPr>
             <w:r>
-              <w:t xml:space="preserve">Reconquista no lugar da troca (decisão da emotional v3):</w:t>
+              <w:t xml:space="preserve">Reconquista no lugar da troca (emotional v3), com o relato do dia 11 adaptado do Stallone da Alpha Erec (decisão do Marcos, 14/10): primeira tentativa sem ajustar, ela congela 3 segundos, chora no meio,</w:t>
             </w:r>
             <w:r>
               <w:t xml:space="preserve"> </w:t>
@@ -1123,13 +1159,13 @@
               <w:t xml:space="preserve">“</w:t>
             </w:r>
             <w:r>
-              <w:t xml:space="preserve">She asked me what changed. I said, the bulls.</w:t>
+              <w:t xml:space="preserve">it’s not pain, it’s shock</w:t>
             </w:r>
             <w:r>
               <w:t xml:space="preserve">”</w:t>
             </w:r>
             <w:r>
-              <w:t xml:space="preserve">;</w:t>
+              <w:t xml:space="preserve">, duas vezes,</w:t>
             </w:r>
             <w:r>
               <w:t xml:space="preserve"> </w:t>
@@ -1138,13 +1174,43 @@
               <w:t xml:space="preserve">“</w:t>
             </w:r>
             <w:r>
+              <w:t xml:space="preserve">squirted like it was 2009</w:t>
+            </w:r>
+            <w:r>
+              <w:t xml:space="preserve">”</w:t>
+            </w:r>
+            <w:r>
+              <w:t xml:space="preserve">; depois</w:t>
+            </w:r>
+            <w:r>
+              <w:t xml:space="preserve"> </w:t>
+            </w:r>
+            <w:r>
+              <w:t xml:space="preserve">“</w:t>
+            </w:r>
+            <w:r>
+              <w:t xml:space="preserve">the bulls</w:t>
+            </w:r>
+            <w:r>
+              <w:t xml:space="preserve">”</w:t>
+            </w:r>
+            <w:r>
+              <w:t xml:space="preserve">,</w:t>
+            </w:r>
+            <w:r>
+              <w:t xml:space="preserve"> </w:t>
+            </w:r>
+            <w:r>
+              <w:t xml:space="preserve">“</w:t>
+            </w:r>
+            <w:r>
               <w:t xml:space="preserve">he had the antidote and I didn’t</w:t>
             </w:r>
             <w:r>
               <w:t xml:space="preserve">”</w:t>
             </w:r>
             <w:r>
-              <w:t xml:space="preserve">;</w:t>
+              <w:t xml:space="preserve">,</w:t>
             </w:r>
             <w:r>
               <w:t xml:space="preserve"> </w:t>
@@ -1159,7 +1225,7 @@
               <w:t xml:space="preserve">”</w:t>
             </w:r>
             <w:r>
-              <w:t xml:space="preserve">;</w:t>
+              <w:t xml:space="preserve">,</w:t>
             </w:r>
             <w:r>
               <w:t xml:space="preserve"> </w:t>
@@ -1168,7 +1234,7 @@
               <w:t xml:space="preserve">“</w:t>
             </w:r>
             <w:r>
-              <w:t xml:space="preserve">eight rounds is easy, Mike goes the tenth now</w:t>
+              <w:t xml:space="preserve">Mike goes the tenth now</w:t>
             </w:r>
             <w:r>
               <w:t xml:space="preserve">”</w:t>
@@ -1460,7 +1526,7 @@
           <w:bCs/>
           <w:b/>
         </w:rPr>
-        <w:t xml:space="preserve">Picos de legenda grande (10):</w:t>
+        <w:t xml:space="preserve">Picos de legenda grande (12):</w:t>
       </w:r>
       <w:r>
         <w:t xml:space="preserve"> </w:t>
@@ -1541,7 +1607,7 @@
         <w:t xml:space="preserve">“</w:t>
       </w:r>
       <w:r>
-        <w:t xml:space="preserve">DAY 11 · 4 A.M.</w:t>
+        <w:t xml:space="preserve">DAY 11</w:t>
       </w:r>
       <w:r>
         <w:t xml:space="preserve">”</w:t>
@@ -1559,6 +1625,42 @@
         <w:t xml:space="preserve">“</w:t>
       </w:r>
       <w:r>
+        <w:t xml:space="preserve">It’s not pain. It’s shock.</w:t>
+      </w:r>
+      <w:r>
+        <w:t xml:space="preserve">”</w:t>
+      </w:r>
+      <w:r>
+        <w:t xml:space="preserve"> </w:t>
+      </w:r>
+      <w:r>
+        <w:t xml:space="preserve">(amarelo itálico, fala dela) ·</w:t>
+      </w:r>
+      <w:r>
+        <w:t xml:space="preserve"> </w:t>
+      </w:r>
+      <w:r>
+        <w:t xml:space="preserve">“</w:t>
+      </w:r>
+      <w:r>
+        <w:t xml:space="preserve">LIKE IT WAS 2009</w:t>
+      </w:r>
+      <w:r>
+        <w:t xml:space="preserve">”</w:t>
+      </w:r>
+      <w:r>
+        <w:t xml:space="preserve"> </w:t>
+      </w:r>
+      <w:r>
+        <w:t xml:space="preserve">·</w:t>
+      </w:r>
+      <w:r>
+        <w:t xml:space="preserve"> </w:t>
+      </w:r>
+      <w:r>
+        <w:t xml:space="preserve">“</w:t>
+      </w:r>
+      <w:r>
         <w:t xml:space="preserve">THE BULLS.</w:t>
       </w:r>
       <w:r>
@@ -1568,7 +1670,7 @@
         <w:t xml:space="preserve"> </w:t>
       </w:r>
       <w:r>
-        <w:t xml:space="preserve">(amarelo itálico, fala dela) ·</w:t>
+        <w:t xml:space="preserve">(amarelo itálico) ·</w:t>
       </w:r>
       <w:r>
         <w:t xml:space="preserve"> </w:t>
@@ -1955,7 +2057,7 @@
         <w:t xml:space="preserve"> </w:t>
       </w:r>
       <w:r>
-        <w:t xml:space="preserve">3280 caracteres falados em EN; a Soda Horse 18 tem 3.200 em português (o inglês corre ~10% mais curto no mesmo tempo de fala).</w:t>
+        <w:t xml:space="preserve">3559 caracteres falados em EN; a Soda Horse 18 tem 3.200 em português (o inglês corre ~10% mais curto no mesmo tempo de fala).</w:t>
       </w:r>
     </w:p>
     <w:bookmarkEnd w:id="22"/>

--- a/analise-ed/copy/VSL_SodaFil_10_BuildUp_1.docx
+++ b/analise-ed/copy/VSL_SodaFil_10_BuildUp_1.docx
@@ -2,13 +2,28 @@
 <file path=word/document.xml><?xml version="1.0" encoding="utf-8"?>
 <w:document xmlns:w="http://schemas.openxmlformats.org/wordprocessingml/2006/main" xmlns:m="http://schemas.openxmlformats.org/officeDocument/2006/math" xmlns:r="http://schemas.openxmlformats.org/officeDocument/2006/relationships" xmlns:o="urn:schemas-microsoft-com:office:office" xmlns:v="urn:schemas-microsoft-com:vml" xmlns:w10="urn:schemas-microsoft-com:office:word" xmlns:a="http://schemas.openxmlformats.org/drawingml/2006/main" xmlns:pic="http://schemas.openxmlformats.org/drawingml/2006/picture" xmlns:wp="http://schemas.openxmlformats.org/drawingml/2006/wordprocessingDrawing">
   <w:body>
-    <w:bookmarkStart w:id="23" w:name="X478845c41a974a41e08959efcfccf6441bc13c1"/>
+    <w:bookmarkStart w:id="23" w:name="X5c204e0663dc6d93d49ae63e8e443c3edd31355"/>
     <w:p>
       <w:pPr>
         <w:pStyle w:val="Heading1"/>
       </w:pPr>
       <w:r>
-        <w:t xml:space="preserve">VSL SodaFil — BLOCO 10: PRODUCT BUILD-UP, parte 1 (o primeiro homem: Mike toma o pó, a ressonância, os dois touros, a volta dela) (v1.1, 14/10/2026: relato do dia 11 do Mike adaptado do Stallone)</w:t>
+        <w:t xml:space="preserve">VSL SodaFil — BLOCO 10: PRODUCT BUILD-UP, parte 1 (o primeiro homem: Mike toma o pó, a ressonância, os dois touros, a volta dela) (v1.2, 14/10/2026: relato do dia 11 adaptado do Stallone +</w:t>
+      </w:r>
+      <w:r>
+        <w:t xml:space="preserve"> </w:t>
+      </w:r>
+      <w:r>
+        <w:t xml:space="preserve">“</w:t>
+      </w:r>
+      <w:r>
+        <w:t xml:space="preserve">I’m her bull now</w:t>
+      </w:r>
+      <w:r>
+        <w:t xml:space="preserve">”</w:t>
+      </w:r>
+      <w:r>
+        <w:t xml:space="preserve">, as senhas, o perfume)</w:t>
       </w:r>
     </w:p>
     <w:p>
@@ -177,7 +192,7 @@
         <w:t xml:space="preserve"> </w:t>
       </w:r>
       <w:r>
-        <w:t xml:space="preserve">3559 caracteres falados em EN (SH 18: 3.200 em PT).</w:t>
+        <w:t xml:space="preserve">3834 caracteres falados em EN (SH 18: 3.200 em PT).</w:t>
       </w:r>
       <w:r>
         <w:t xml:space="preserve"> </w:t>
@@ -373,7 +388,7 @@
         <w:t xml:space="preserve"> </w:t>
       </w:r>
       <w:r>
-        <w:t xml:space="preserve">That’s real talk. She ain’t been to see no bulls since. And that boy? He had one thing on me. One. He had the antidote and I didn’t. A powder out of a sack in my own barn. That’s what makes me mad, bro. This thing’s been sitting in feed bags for sixty years while men like me lay next to their wives, dead from the waist down, thinking it’s their fault. God damn. I was that man. So yeah. My face. My name. My money. All in. ’Cause eight rounds is easy. Mike goes the tenth now. You know what I’m saying?</w:t>
+        <w:t xml:space="preserve">That’s real talk. She ain’t been to see no bulls since. Not that boy, not nobody. She told me I’m her bull now. Said her bull mounts whenever he wants and cums as many times a day as he wants. She gave me her passwords, bro. Phone, everything. Face up on the table now. And I ain’t smelled another man’s cologne in my house since. And that boy? He had one thing on me. One. He had the antidote and I didn’t. A powder out of a sack in my own barn. That’s what makes me mad, bro. This thing’s been sitting in feed bags for sixty years while men like me lay next to their wives, dead from the waist down, thinking it’s their fault. God damn. I was that man. So yeah. My face. My name. My money. All in. ’Cause eight rounds is easy. Mike goes the tenth now. You know what I’m saying?</w:t>
       </w:r>
     </w:p>
     <w:p>
@@ -590,7 +605,7 @@
         <w:t xml:space="preserve"> </w:t>
       </w:r>
       <w:r>
-        <w:t xml:space="preserve">Isso é papo reto. Ela nunca mais foi ver touro nenhum. E aquele moleque? Ele tinha uma coisa a mais que eu. Uma. Ele tinha o antídoto e eu não. Um pó que sai de um saco no meu próprio celeiro. É isso que me deixa puto, mano. Essa coisa tá há sessenta anos dentro de saco de ração enquanto homem igual a mim fica deitado do lado da mulher, morto da cintura pra baixo, achando que a culpa é dele. Deus do céu. Eu era esse homem. Então é isso. Minha cara. Meu nome. Meu dinheiro. Tudo dentro. Porque oito rounds é fácil. Agora o Mike vai até o décimo. Tá me entendendo?</w:t>
+        <w:t xml:space="preserve">Isso é papo reto. Ela nunca mais foi ver touro nenhum. Nem aquele moleque, nem ninguém. Ela me disse que agora o touro dela sou eu. Disse que o touro dela monta quando quer e goza quantas vezes por dia quiser. Ela me deu as senhas, mano. Celular, tudo. Agora fica com a tela pra cima na mesa. E eu nunca mais senti perfume de outro macho dentro da minha casa. E aquele moleque? Ele tinha uma coisa a mais que eu. Uma. Ele tinha o antídoto e eu não. Um pó que sai de um saco no meu próprio celeiro. É isso que me deixa puto, mano. Essa coisa tá há sessenta anos dentro de saco de ração enquanto homem igual a mim fica deitado do lado da mulher, morto da cintura pra baixo, achando que a culpa é dele. Deus do céu. Eu era esse homem. Então é isso. Minha cara. Meu nome. Meu dinheiro. Tudo dentro. Porque oito rounds é fácil. Agora o Mike vai até o décimo. Tá me entendendo?</w:t>
       </w:r>
     </w:p>
     <w:p>
@@ -1180,7 +1195,73 @@
               <w:t xml:space="preserve">”</w:t>
             </w:r>
             <w:r>
-              <w:t xml:space="preserve">; depois</w:t>
+              <w:t xml:space="preserve">;</w:t>
+            </w:r>
+            <w:r>
+              <w:t xml:space="preserve"> </w:t>
+            </w:r>
+            <w:r>
+              <w:t xml:space="preserve">“</w:t>
+            </w:r>
+            <w:r>
+              <w:t xml:space="preserve">I’m her bull now</w:t>
+            </w:r>
+            <w:r>
+              <w:t xml:space="preserve">”</w:t>
+            </w:r>
+            <w:r>
+              <w:t xml:space="preserve">, as senhas, o celular com a tela pra cima (paga o</w:t>
+            </w:r>
+            <w:r>
+              <w:t xml:space="preserve"> </w:t>
+            </w:r>
+            <w:r>
+              <w:t xml:space="preserve">“</w:t>
+            </w:r>
+            <w:r>
+              <w:t xml:space="preserve">phone face down</w:t>
+            </w:r>
+            <w:r>
+              <w:t xml:space="preserve">”</w:t>
+            </w:r>
+            <w:r>
+              <w:t xml:space="preserve"> </w:t>
+            </w:r>
+            <w:r>
+              <w:t xml:space="preserve">da emotional),</w:t>
+            </w:r>
+            <w:r>
+              <w:t xml:space="preserve"> </w:t>
+            </w:r>
+            <w:r>
+              <w:t xml:space="preserve">“</w:t>
+            </w:r>
+            <w:r>
+              <w:t xml:space="preserve">ain’t smelled another man’s cologne</w:t>
+            </w:r>
+            <w:r>
+              <w:t xml:space="preserve">”</w:t>
+            </w:r>
+            <w:r>
+              <w:t xml:space="preserve"> </w:t>
+            </w:r>
+            <w:r>
+              <w:t xml:space="preserve">(paga</w:t>
+            </w:r>
+            <w:r>
+              <w:t xml:space="preserve"> </w:t>
+            </w:r>
+            <w:r>
+              <w:t xml:space="preserve">“</w:t>
+            </w:r>
+            <w:r>
+              <w:t xml:space="preserve">the smell was different</w:t>
+            </w:r>
+            <w:r>
+              <w:t xml:space="preserve">”</w:t>
+            </w:r>
+            <w:r>
+              <w:t xml:space="preserve">); depois</w:t>
             </w:r>
             <w:r>
               <w:t xml:space="preserve"> </w:t>
@@ -1526,7 +1607,7 @@
           <w:bCs/>
           <w:b/>
         </w:rPr>
-        <w:t xml:space="preserve">Picos de legenda grande (12):</w:t>
+        <w:t xml:space="preserve">Picos de legenda grande (14):</w:t>
       </w:r>
       <w:r>
         <w:t xml:space="preserve"> </w:t>
@@ -1671,6 +1752,42 @@
       </w:r>
       <w:r>
         <w:t xml:space="preserve">(amarelo itálico) ·</w:t>
+      </w:r>
+      <w:r>
+        <w:t xml:space="preserve"> </w:t>
+      </w:r>
+      <w:r>
+        <w:t xml:space="preserve">“</w:t>
+      </w:r>
+      <w:r>
+        <w:t xml:space="preserve">I’M HER BULL NOW</w:t>
+      </w:r>
+      <w:r>
+        <w:t xml:space="preserve">”</w:t>
+      </w:r>
+      <w:r>
+        <w:t xml:space="preserve"> </w:t>
+      </w:r>
+      <w:r>
+        <w:t xml:space="preserve">·</w:t>
+      </w:r>
+      <w:r>
+        <w:t xml:space="preserve"> </w:t>
+      </w:r>
+      <w:r>
+        <w:t xml:space="preserve">“</w:t>
+      </w:r>
+      <w:r>
+        <w:t xml:space="preserve">FACE UP.</w:t>
+      </w:r>
+      <w:r>
+        <w:t xml:space="preserve">”</w:t>
+      </w:r>
+      <w:r>
+        <w:t xml:space="preserve"> </w:t>
+      </w:r>
+      <w:r>
+        <w:t xml:space="preserve">·</w:t>
       </w:r>
       <w:r>
         <w:t xml:space="preserve"> </w:t>
@@ -2057,7 +2174,7 @@
         <w:t xml:space="preserve"> </w:t>
       </w:r>
       <w:r>
-        <w:t xml:space="preserve">3559 caracteres falados em EN; a Soda Horse 18 tem 3.200 em português (o inglês corre ~10% mais curto no mesmo tempo de fala).</w:t>
+        <w:t xml:space="preserve">3834 caracteres falados em EN; a Soda Horse 18 tem 3.200 em português (o inglês corre ~10% mais curto no mesmo tempo de fala).</w:t>
       </w:r>
     </w:p>
     <w:bookmarkEnd w:id="22"/>

--- a/analise-ed/copy/VSL_SodaFil_10_BuildUp_1.docx
+++ b/analise-ed/copy/VSL_SodaFil_10_BuildUp_1.docx
@@ -2,28 +2,13 @@
 <file path=word/document.xml><?xml version="1.0" encoding="utf-8"?>
 <w:document xmlns:w="http://schemas.openxmlformats.org/wordprocessingml/2006/main" xmlns:m="http://schemas.openxmlformats.org/officeDocument/2006/math" xmlns:r="http://schemas.openxmlformats.org/officeDocument/2006/relationships" xmlns:o="urn:schemas-microsoft-com:office:office" xmlns:v="urn:schemas-microsoft-com:vml" xmlns:w10="urn:schemas-microsoft-com:office:word" xmlns:a="http://schemas.openxmlformats.org/drawingml/2006/main" xmlns:pic="http://schemas.openxmlformats.org/drawingml/2006/picture" xmlns:wp="http://schemas.openxmlformats.org/drawingml/2006/wordprocessingDrawing">
   <w:body>
-    <w:bookmarkStart w:id="23" w:name="X5c204e0663dc6d93d49ae63e8e443c3edd31355"/>
+    <w:bookmarkStart w:id="23" w:name="Xaed60c28e0126de8db9fdb38e9a167d488ac254"/>
     <w:p>
       <w:pPr>
         <w:pStyle w:val="Heading1"/>
       </w:pPr>
       <w:r>
-        <w:t xml:space="preserve">VSL SodaFil — BLOCO 10: PRODUCT BUILD-UP, parte 1 (o primeiro homem: Mike toma o pó, a ressonância, os dois touros, a volta dela) (v1.2, 14/10/2026: relato do dia 11 adaptado do Stallone +</w:t>
-      </w:r>
-      <w:r>
-        <w:t xml:space="preserve"> </w:t>
-      </w:r>
-      <w:r>
-        <w:t xml:space="preserve">“</w:t>
-      </w:r>
-      <w:r>
-        <w:t xml:space="preserve">I’m her bull now</w:t>
-      </w:r>
-      <w:r>
-        <w:t xml:space="preserve">”</w:t>
-      </w:r>
-      <w:r>
-        <w:t xml:space="preserve">, as senhas, o perfume)</w:t>
+        <w:t xml:space="preserve">VSL SodaFil — BLOCO 10: PRODUCT BUILD-UP, parte 1 (o primeiro homem: Mike toma o pó, a ressonância, os dois touros, a volta dela) (v1.3, 15/10/2026: Lakiha fala do terceiro mês, sem repetir o dia 11)</w:t>
       </w:r>
     </w:p>
     <w:p>
@@ -192,7 +177,7 @@
         <w:t xml:space="preserve"> </w:t>
       </w:r>
       <w:r>
-        <w:t xml:space="preserve">3834 caracteres falados em EN (SH 18: 3.200 em PT).</w:t>
+        <w:t xml:space="preserve">4255 caracteres falados em EN (SH 18: 3.200 em PT).</w:t>
       </w:r>
       <w:r>
         <w:t xml:space="preserve"> </w:t>
@@ -424,7 +409,43 @@
         <w:t xml:space="preserve"> </w:t>
       </w:r>
       <w:r>
-        <w:t xml:space="preserve">Lord. I’m not proud of what I did. But I’m gonna tell you what happened on day eleven, because Mike said tell it all. I cried before he was even in me. Not because I felt bad. Because it was him. The man I married. And I’ll say it plain: I haven’t been to see any bulls since. I haven’t wanted to.</w:t>
+        <w:t xml:space="preserve">Lord. Mike already told you about day eleven, so I’m not gonna repeat it. I’m gonna tell you about month three. Because that’s when I stopped recognizing him. I’m gonna be honest with you: it got thicker. It got longer. I’m not supposed to say that on camera, but it did, and I’m the one who’d know. By month three that man was cumming three times a day. Three. And every one of them, my sheets were soaked through to the mattress. We bought three beds that month. Three new beds, because he broke the other ones. The man at the furniture store stopped asking. You hear me? I went from a man who said</w:t>
+      </w:r>
+      <w:r>
+        <w:t xml:space="preserve"> </w:t>
+      </w:r>
+      <w:r>
+        <w:t xml:space="preserve">“</w:t>
+      </w:r>
+      <w:r>
+        <w:t xml:space="preserve">not tonight</w:t>
+      </w:r>
+      <w:r>
+        <w:t xml:space="preserve">”</w:t>
+      </w:r>
+      <w:r>
+        <w:t xml:space="preserve"> </w:t>
+      </w:r>
+      <w:r>
+        <w:t xml:space="preserve">to a man I have to tell</w:t>
+      </w:r>
+      <w:r>
+        <w:t xml:space="preserve"> </w:t>
+      </w:r>
+      <w:r>
+        <w:t xml:space="preserve">“</w:t>
+      </w:r>
+      <w:r>
+        <w:t xml:space="preserve">not now, Mike, the kids are home.</w:t>
+      </w:r>
+      <w:r>
+        <w:t xml:space="preserve">”</w:t>
+      </w:r>
+      <w:r>
+        <w:t xml:space="preserve"> </w:t>
+      </w:r>
+      <w:r>
+        <w:t xml:space="preserve">That’s my bull. And I’m not going anywhere.</w:t>
       </w:r>
     </w:p>
     <w:p>
@@ -641,7 +662,40 @@
         <w:t xml:space="preserve"> </w:t>
       </w:r>
       <w:r>
-        <w:t xml:space="preserve">Senhor. Eu não tenho orgulho do que eu fiz. Mas vou te contar o que aconteceu no dia onze, porque o Mike disse pra contar tudo. Eu chorei antes de ele entrar. Não porque eu me sentia mal. Porque era ele. O homem com quem eu casei. E vou dizer na lata: eu nunca mais fui ver touro nenhum. Nem quis.</w:t>
+        <w:t xml:space="preserve">Senhor. O Mike já te contou do dia onze, então eu não vou repetir. Eu vou te contar do terceiro mês. Porque foi quando eu parei de reconhecer ele. Vou ser sincera com você: ficou mais grosso. Ficou mais comprido. Eu não devia dizer isso na câmera, mas ficou, e quem sabe disso sou eu. No terceiro mês aquele homem estava gozando três vezes por dia. Três. E em cada uma delas, o meu lençol ficava encharcado até o colchão. A gente comprou três camas naquele mês. Três camas novas, porque ele quebrou as outras. O homem da loja de móveis parou de perguntar. Tá me ouvindo? Eu saí de um homem que dizia</w:t>
+      </w:r>
+      <w:r>
+        <w:t xml:space="preserve"> </w:t>
+      </w:r>
+      <w:r>
+        <w:t xml:space="preserve">“</w:t>
+      </w:r>
+      <w:r>
+        <w:t xml:space="preserve">hoje não</w:t>
+      </w:r>
+      <w:r>
+        <w:t xml:space="preserve">”</w:t>
+      </w:r>
+      <w:r>
+        <w:t xml:space="preserve"> </w:t>
+      </w:r>
+      <w:r>
+        <w:t xml:space="preserve">pra um homem que eu tenho que dizer</w:t>
+      </w:r>
+      <w:r>
+        <w:t xml:space="preserve"> </w:t>
+      </w:r>
+      <w:r>
+        <w:t xml:space="preserve">“</w:t>
+      </w:r>
+      <w:r>
+        <w:t xml:space="preserve">agora não, Mike, as crianças estão em casa</w:t>
+      </w:r>
+      <w:r>
+        <w:t xml:space="preserve">”</w:t>
+      </w:r>
+      <w:r>
+        <w:t xml:space="preserve">. Esse é o meu touro. E eu não vou a lugar nenhum.</w:t>
       </w:r>
     </w:p>
     <w:p>
@@ -1493,7 +1547,7 @@
               <w:jc w:val="left"/>
             </w:pPr>
             <w:r>
-              <w:t xml:space="preserve">Lakiha de costas: dia onze,</w:t>
+              <w:t xml:space="preserve">Lakiha de costas: o terceiro mês em diante,</w:t>
             </w:r>
             <w:r>
               <w:t xml:space="preserve"> </w:t>
@@ -1502,13 +1556,13 @@
               <w:t xml:space="preserve">“</w:t>
             </w:r>
             <w:r>
-              <w:t xml:space="preserve">it was him</w:t>
+              <w:t xml:space="preserve">it got thicker, it got longer</w:t>
             </w:r>
             <w:r>
               <w:t xml:space="preserve">”</w:t>
             </w:r>
             <w:r>
-              <w:t xml:space="preserve">,</w:t>
+              <w:t xml:space="preserve">, três vezes por dia, lençol encharcado, três camas novas,</w:t>
             </w:r>
             <w:r>
               <w:t xml:space="preserve"> </w:t>
@@ -1517,7 +1571,7 @@
               <w:t xml:space="preserve">“</w:t>
             </w:r>
             <w:r>
-              <w:t xml:space="preserve">haven’t been to see any bulls since</w:t>
+              <w:t xml:space="preserve">that’s my bull</w:t>
             </w:r>
             <w:r>
               <w:t xml:space="preserve">”</w:t>
@@ -1544,7 +1598,40 @@
               <w:jc w:val="left"/>
             </w:pPr>
             <w:r>
-              <w:t xml:space="preserve">A prova social do final é a mulher dele de volta, não uma mulher nova: casa com a persona (quer a esposa de volta)</w:t>
+              <w:t xml:space="preserve">A prova social do final é a mulher dele de volta, não uma mulher nova; ela não repete o dia 11 (o Mike já contou), fala do resultado de longo prazo, que é a função do depoimento da</w:t>
+            </w:r>
+            <w:r>
+              <w:t xml:space="preserve"> </w:t>
+            </w:r>
+            <w:r>
+              <w:t xml:space="preserve">“</w:t>
+            </w:r>
+            <w:r>
+              <w:t xml:space="preserve">mulher jovem</w:t>
+            </w:r>
+            <w:r>
+              <w:t xml:space="preserve">”</w:t>
+            </w:r>
+            <w:r>
+              <w:t xml:space="preserve"> </w:t>
+            </w:r>
+            <w:r>
+              <w:t xml:space="preserve">da SH (tamanho, resistência,</w:t>
+            </w:r>
+            <w:r>
+              <w:t xml:space="preserve"> </w:t>
+            </w:r>
+            <w:r>
+              <w:t xml:space="preserve">“</w:t>
+            </w:r>
+            <w:r>
+              <w:t xml:space="preserve">não trocaria por ninguém</w:t>
+            </w:r>
+            <w:r>
+              <w:t xml:space="preserve">”</w:t>
+            </w:r>
+            <w:r>
+              <w:t xml:space="preserve">)</w:t>
             </w:r>
           </w:p>
         </w:tc>
@@ -1850,16 +1937,34 @@
         <w:t xml:space="preserve">“</w:t>
       </w:r>
       <w:r>
-        <w:t xml:space="preserve">IT WAS HIM.</w:t>
-      </w:r>
-      <w:r>
-        <w:t xml:space="preserve">”</w:t>
-      </w:r>
-      <w:r>
-        <w:t xml:space="preserve"> </w:t>
-      </w:r>
-      <w:r>
-        <w:t xml:space="preserve">(amarelo itálico, fala dela, último frame).</w:t>
+        <w:t xml:space="preserve">THREE BEDS.</w:t>
+      </w:r>
+      <w:r>
+        <w:t xml:space="preserve">”</w:t>
+      </w:r>
+      <w:r>
+        <w:t xml:space="preserve"> </w:t>
+      </w:r>
+      <w:r>
+        <w:t xml:space="preserve">(amarelo itálico, fala dela) ·</w:t>
+      </w:r>
+      <w:r>
+        <w:t xml:space="preserve"> </w:t>
+      </w:r>
+      <w:r>
+        <w:t xml:space="preserve">“</w:t>
+      </w:r>
+      <w:r>
+        <w:t xml:space="preserve">THAT’S MY BULL.</w:t>
+      </w:r>
+      <w:r>
+        <w:t xml:space="preserve">”</w:t>
+      </w:r>
+      <w:r>
+        <w:t xml:space="preserve"> </w:t>
+      </w:r>
+      <w:r>
+        <w:t xml:space="preserve">(último frame).</w:t>
       </w:r>
     </w:p>
     <w:p>
@@ -2057,7 +2162,40 @@
         <w:t xml:space="preserve">”</w:t>
       </w:r>
       <w:r>
-        <w:t xml:space="preserve">; a trilha dela, a mesma da confissão, no depoimento final, terminando em silêncio.</w:t>
+        <w:t xml:space="preserve">; a trilha dela, a mesma da confissão, mas em tom maior, no depoimento final; corta seca em</w:t>
+      </w:r>
+      <w:r>
+        <w:t xml:space="preserve"> </w:t>
+      </w:r>
+      <w:r>
+        <w:t xml:space="preserve">“</w:t>
+      </w:r>
+      <w:r>
+        <w:t xml:space="preserve">three beds</w:t>
+      </w:r>
+      <w:r>
+        <w:t xml:space="preserve">”</w:t>
+      </w:r>
+      <w:r>
+        <w:t xml:space="preserve"> </w:t>
+      </w:r>
+      <w:r>
+        <w:t xml:space="preserve">e volta leve até</w:t>
+      </w:r>
+      <w:r>
+        <w:t xml:space="preserve"> </w:t>
+      </w:r>
+      <w:r>
+        <w:t xml:space="preserve">“</w:t>
+      </w:r>
+      <w:r>
+        <w:t xml:space="preserve">That’s my bull</w:t>
+      </w:r>
+      <w:r>
+        <w:t xml:space="preserve">”</w:t>
+      </w:r>
+      <w:r>
+        <w:t xml:space="preserve">.</w:t>
       </w:r>
     </w:p>
     <w:p>
@@ -2174,7 +2312,7 @@
         <w:t xml:space="preserve"> </w:t>
       </w:r>
       <w:r>
-        <w:t xml:space="preserve">3834 caracteres falados em EN; a Soda Horse 18 tem 3.200 em português (o inglês corre ~10% mais curto no mesmo tempo de fala).</w:t>
+        <w:t xml:space="preserve">4255 caracteres falados em EN; a Soda Horse 18 tem 3.200 em português (o inglês corre ~10% mais curto no mesmo tempo de fala).</w:t>
       </w:r>
     </w:p>
     <w:bookmarkEnd w:id="22"/>

--- a/analise-ed/copy/VSL_SodaFil_10_BuildUp_1.docx
+++ b/analise-ed/copy/VSL_SodaFil_10_BuildUp_1.docx
@@ -2,13 +2,13 @@
 <file path=word/document.xml><?xml version="1.0" encoding="utf-8"?>
 <w:document xmlns:w="http://schemas.openxmlformats.org/wordprocessingml/2006/main" xmlns:m="http://schemas.openxmlformats.org/officeDocument/2006/math" xmlns:r="http://schemas.openxmlformats.org/officeDocument/2006/relationships" xmlns:o="urn:schemas-microsoft-com:office:office" xmlns:v="urn:schemas-microsoft-com:vml" xmlns:w10="urn:schemas-microsoft-com:office:word" xmlns:a="http://schemas.openxmlformats.org/drawingml/2006/main" xmlns:pic="http://schemas.openxmlformats.org/drawingml/2006/picture" xmlns:wp="http://schemas.openxmlformats.org/drawingml/2006/wordprocessingDrawing">
   <w:body>
-    <w:bookmarkStart w:id="23" w:name="Xaed60c28e0126de8db9fdb38e9a167d488ac254"/>
+    <w:bookmarkStart w:id="23" w:name="Xd24356a333919f29e48a56086fb845415b47425"/>
     <w:p>
       <w:pPr>
         <w:pStyle w:val="Heading1"/>
       </w:pPr>
       <w:r>
-        <w:t xml:space="preserve">VSL SodaFil — BLOCO 10: PRODUCT BUILD-UP, parte 1 (o primeiro homem: Mike toma o pó, a ressonância, os dois touros, a volta dela) (v1.3, 15/10/2026: Lakiha fala do terceiro mês, sem repetir o dia 11)</w:t>
+        <w:t xml:space="preserve">VSL SodaFil — BLOCO 10: PRODUCT BUILD-UP, parte 1 (o primeiro homem: Mike toma o pó, a ressonância, os dois touros, a volta dela) (v1.4, 15/10/2026: Lakiha em cena, sinestésica: a porta, o volume, os joelhos, o maxilar)</w:t>
       </w:r>
     </w:p>
     <w:p>
@@ -177,7 +177,7 @@
         <w:t xml:space="preserve"> </w:t>
       </w:r>
       <w:r>
-        <w:t xml:space="preserve">4255 caracteres falados em EN (SH 18: 3.200 em PT).</w:t>
+        <w:t xml:space="preserve">4532 caracteres falados em EN (SH 18: 3.200 em PT).</w:t>
       </w:r>
       <w:r>
         <w:t xml:space="preserve"> </w:t>
@@ -409,43 +409,7 @@
         <w:t xml:space="preserve"> </w:t>
       </w:r>
       <w:r>
-        <w:t xml:space="preserve">Lord. Mike already told you about day eleven, so I’m not gonna repeat it. I’m gonna tell you about month three. Because that’s when I stopped recognizing him. I’m gonna be honest with you: it got thicker. It got longer. I’m not supposed to say that on camera, but it did, and I’m the one who’d know. By month three that man was cumming three times a day. Three. And every one of them, my sheets were soaked through to the mattress. We bought three beds that month. Three new beds, because he broke the other ones. The man at the furniture store stopped asking. You hear me? I went from a man who said</w:t>
-      </w:r>
-      <w:r>
-        <w:t xml:space="preserve"> </w:t>
-      </w:r>
-      <w:r>
-        <w:t xml:space="preserve">“</w:t>
-      </w:r>
-      <w:r>
-        <w:t xml:space="preserve">not tonight</w:t>
-      </w:r>
-      <w:r>
-        <w:t xml:space="preserve">”</w:t>
-      </w:r>
-      <w:r>
-        <w:t xml:space="preserve"> </w:t>
-      </w:r>
-      <w:r>
-        <w:t xml:space="preserve">to a man I have to tell</w:t>
-      </w:r>
-      <w:r>
-        <w:t xml:space="preserve"> </w:t>
-      </w:r>
-      <w:r>
-        <w:t xml:space="preserve">“</w:t>
-      </w:r>
-      <w:r>
-        <w:t xml:space="preserve">not now, Mike, the kids are home.</w:t>
-      </w:r>
-      <w:r>
-        <w:t xml:space="preserve">”</w:t>
-      </w:r>
-      <w:r>
-        <w:t xml:space="preserve"> </w:t>
-      </w:r>
-      <w:r>
-        <w:t xml:space="preserve">That’s my bull. And I’m not going anywhere.</w:t>
+        <w:t xml:space="preserve">Lord. Mike already told you about day eleven, so I’m not gonna repeat it. I’m gonna tell you about month three. Because by month three, I’d hear the truck pull up and I’d be at the door before he turned the engine off. He’d walk in from the pasture, dust on his boots, and the first thing I’d see wasn’t his face. It was the front of his jeans. That bulge, just hanging there, heavy, before he even touched me. And I’d drop. Right there in the hallway, on my knees, with the door still open. I’m gonna be honest with you: it got thicker. It got longer. I could feel the difference in my jaw. And I’ll say what I shouldn’t say on camera. That boy’s wasn’t nothing next to this. Nothing. By month three, that man was cumming three times a day. Three. Every one of them, my sheets soaked through to the mattress. We bought three beds that month. Three new beds, because he broke the other ones. The man at the furniture store stopped asking. You hear me? That’s my bull. And I’m not going anywhere.</w:t>
       </w:r>
     </w:p>
     <w:p>
@@ -662,40 +626,7 @@
         <w:t xml:space="preserve"> </w:t>
       </w:r>
       <w:r>
-        <w:t xml:space="preserve">Senhor. O Mike já te contou do dia onze, então eu não vou repetir. Eu vou te contar do terceiro mês. Porque foi quando eu parei de reconhecer ele. Vou ser sincera com você: ficou mais grosso. Ficou mais comprido. Eu não devia dizer isso na câmera, mas ficou, e quem sabe disso sou eu. No terceiro mês aquele homem estava gozando três vezes por dia. Três. E em cada uma delas, o meu lençol ficava encharcado até o colchão. A gente comprou três camas naquele mês. Três camas novas, porque ele quebrou as outras. O homem da loja de móveis parou de perguntar. Tá me ouvindo? Eu saí de um homem que dizia</w:t>
-      </w:r>
-      <w:r>
-        <w:t xml:space="preserve"> </w:t>
-      </w:r>
-      <w:r>
-        <w:t xml:space="preserve">“</w:t>
-      </w:r>
-      <w:r>
-        <w:t xml:space="preserve">hoje não</w:t>
-      </w:r>
-      <w:r>
-        <w:t xml:space="preserve">”</w:t>
-      </w:r>
-      <w:r>
-        <w:t xml:space="preserve"> </w:t>
-      </w:r>
-      <w:r>
-        <w:t xml:space="preserve">pra um homem que eu tenho que dizer</w:t>
-      </w:r>
-      <w:r>
-        <w:t xml:space="preserve"> </w:t>
-      </w:r>
-      <w:r>
-        <w:t xml:space="preserve">“</w:t>
-      </w:r>
-      <w:r>
-        <w:t xml:space="preserve">agora não, Mike, as crianças estão em casa</w:t>
-      </w:r>
-      <w:r>
-        <w:t xml:space="preserve">”</w:t>
-      </w:r>
-      <w:r>
-        <w:t xml:space="preserve">. Esse é o meu touro. E eu não vou a lugar nenhum.</w:t>
+        <w:t xml:space="preserve">Senhor. O Mike já te contou do dia onze, então eu não vou repetir. Eu vou te contar do terceiro mês. Porque no terceiro mês, eu ouvia a caminhonete chegando e já estava na porta antes de ele desligar o motor. Ele entrava vindo do pasto, poeira na bota, e a primeira coisa que eu via não era o rosto dele. Era a frente da calça. Aquele volume, pendurado ali, pesado, antes mesmo de ele encostar em mim. E eu caía. Ali mesmo no corredor, de joelhos, com a porta ainda aberta. Vou ser sincera com você: ficou mais grosso. Ficou mais comprido. Eu sentia a diferença no maxilar. E vou dizer o que eu não devia dizer na câmera. O daquele moleque não era nada perto disso. Nada. No terceiro mês, aquele homem estava gozando três vezes por dia. Três. Em cada uma delas, o meu lençol encharcado até o colchão. A gente comprou três camas naquele mês. Três camas novas, porque ele quebrou as outras. O homem da loja de móveis parou de perguntar. Tá me ouvindo? Esse é o meu touro. E eu não vou a lugar nenhum.</w:t>
       </w:r>
     </w:p>
     <w:p>
@@ -1547,7 +1478,7 @@
               <w:jc w:val="left"/>
             </w:pPr>
             <w:r>
-              <w:t xml:space="preserve">Lakiha de costas: o terceiro mês em diante,</w:t>
+              <w:t xml:space="preserve">Lakiha de costas, cena: a caminhonete chegando, ela na porta, o volume na frente da calça antes de ele tocar nela, ela de joelhos no corredor com a porta aberta,</w:t>
             </w:r>
             <w:r>
               <w:t xml:space="preserve"> </w:t>
@@ -1556,13 +1487,28 @@
               <w:t xml:space="preserve">“</w:t>
             </w:r>
             <w:r>
-              <w:t xml:space="preserve">it got thicker, it got longer</w:t>
+              <w:t xml:space="preserve">I could feel the difference in my jaw</w:t>
             </w:r>
             <w:r>
               <w:t xml:space="preserve">”</w:t>
             </w:r>
             <w:r>
-              <w:t xml:space="preserve">, três vezes por dia, lençol encharcado, três camas novas,</w:t>
+              <w:t xml:space="preserve">,</w:t>
+            </w:r>
+            <w:r>
+              <w:t xml:space="preserve"> </w:t>
+            </w:r>
+            <w:r>
+              <w:t xml:space="preserve">“</w:t>
+            </w:r>
+            <w:r>
+              <w:t xml:space="preserve">that boy’s wasn’t nothing next to this</w:t>
+            </w:r>
+            <w:r>
+              <w:t xml:space="preserve">”</w:t>
+            </w:r>
+            <w:r>
+              <w:t xml:space="preserve">, três vezes por dia, lençol encharcado, três camas,</w:t>
             </w:r>
             <w:r>
               <w:t xml:space="preserve"> </w:t>
@@ -1694,7 +1640,7 @@
           <w:bCs/>
           <w:b/>
         </w:rPr>
-        <w:t xml:space="preserve">Picos de legenda grande (14):</w:t>
+        <w:t xml:space="preserve">Picos de legenda grande (16):</w:t>
       </w:r>
       <w:r>
         <w:t xml:space="preserve"> </w:t>
@@ -1937,6 +1883,42 @@
         <w:t xml:space="preserve">“</w:t>
       </w:r>
       <w:r>
+        <w:t xml:space="preserve">THE FRONT OF HIS JEANS.</w:t>
+      </w:r>
+      <w:r>
+        <w:t xml:space="preserve">”</w:t>
+      </w:r>
+      <w:r>
+        <w:t xml:space="preserve"> </w:t>
+      </w:r>
+      <w:r>
+        <w:t xml:space="preserve">(amarelo itálico, fala dela) ·</w:t>
+      </w:r>
+      <w:r>
+        <w:t xml:space="preserve"> </w:t>
+      </w:r>
+      <w:r>
+        <w:t xml:space="preserve">“</w:t>
+      </w:r>
+      <w:r>
+        <w:t xml:space="preserve">NOTHING NEXT TO THIS.</w:t>
+      </w:r>
+      <w:r>
+        <w:t xml:space="preserve">”</w:t>
+      </w:r>
+      <w:r>
+        <w:t xml:space="preserve"> </w:t>
+      </w:r>
+      <w:r>
+        <w:t xml:space="preserve">·</w:t>
+      </w:r>
+      <w:r>
+        <w:t xml:space="preserve"> </w:t>
+      </w:r>
+      <w:r>
+        <w:t xml:space="preserve">“</w:t>
+      </w:r>
+      <w:r>
         <w:t xml:space="preserve">THREE BEDS.</w:t>
       </w:r>
       <w:r>
@@ -1946,7 +1928,7 @@
         <w:t xml:space="preserve"> </w:t>
       </w:r>
       <w:r>
-        <w:t xml:space="preserve">(amarelo itálico, fala dela) ·</w:t>
+        <w:t xml:space="preserve">·</w:t>
       </w:r>
       <w:r>
         <w:t xml:space="preserve"> </w:t>
@@ -2069,7 +2051,7 @@
         <w:t xml:space="preserve"> </w:t>
       </w:r>
       <w:r>
-        <w:t xml:space="preserve">(§5); Attia de jaleco, lower-third, um plano; os dois currais, brincos 41 e 42, quadro-negro com a data, dois cochos; dia 30: o 41 montando, o 42 no canto (demo 14A) (§5); Lakiha de costas, luz baixa, mesma marcação da emotional (§6).</w:t>
+        <w:t xml:space="preserve">(§5); Attia de jaleco, lower-third, um plano; os dois currais, brincos 41 e 42, quadro-negro com a data, dois cochos; dia 30: o 41 montando, o 42 no canto (demo 14A) (§5); Lakiha de costas, luz baixa, mesma marcação da emotional (§6); inserts sem rosto: a caminhonete parando, botas com poeira entrando pela porta, o corredor com a porta aberta, o volume na calça em plano fechado (b-roll, sem o Mike), a loja de móveis.</w:t>
       </w:r>
     </w:p>
     <w:p>
@@ -2312,7 +2294,7 @@
         <w:t xml:space="preserve"> </w:t>
       </w:r>
       <w:r>
-        <w:t xml:space="preserve">4255 caracteres falados em EN; a Soda Horse 18 tem 3.200 em português (o inglês corre ~10% mais curto no mesmo tempo de fala).</w:t>
+        <w:t xml:space="preserve">4532 caracteres falados em EN; a Soda Horse 18 tem 3.200 em português (o inglês corre ~10% mais curto no mesmo tempo de fala).</w:t>
       </w:r>
     </w:p>
     <w:bookmarkEnd w:id="22"/>

--- a/analise-ed/copy/VSL_SodaFil_10_BuildUp_1.docx
+++ b/analise-ed/copy/VSL_SodaFil_10_BuildUp_1.docx
@@ -2,13 +2,13 @@
 <file path=word/document.xml><?xml version="1.0" encoding="utf-8"?>
 <w:document xmlns:w="http://schemas.openxmlformats.org/wordprocessingml/2006/main" xmlns:m="http://schemas.openxmlformats.org/officeDocument/2006/math" xmlns:r="http://schemas.openxmlformats.org/officeDocument/2006/relationships" xmlns:o="urn:schemas-microsoft-com:office:office" xmlns:v="urn:schemas-microsoft-com:vml" xmlns:w10="urn:schemas-microsoft-com:office:word" xmlns:a="http://schemas.openxmlformats.org/drawingml/2006/main" xmlns:pic="http://schemas.openxmlformats.org/drawingml/2006/picture" xmlns:wp="http://schemas.openxmlformats.org/drawingml/2006/wordprocessingDrawing">
   <w:body>
-    <w:bookmarkStart w:id="23" w:name="Xd24356a333919f29e48a56086fb845415b47425"/>
+    <w:bookmarkStart w:id="23" w:name="X17fb5560a6429929233cbc1886fc113e74a5ceb"/>
     <w:p>
       <w:pPr>
         <w:pStyle w:val="Heading1"/>
       </w:pPr>
       <w:r>
-        <w:t xml:space="preserve">VSL SodaFil — BLOCO 10: PRODUCT BUILD-UP, parte 1 (o primeiro homem: Mike toma o pó, a ressonância, os dois touros, a volta dela) (v1.4, 15/10/2026: Lakiha em cena, sinestésica: a porta, o volume, os joelhos, o maxilar)</w:t>
+        <w:t xml:space="preserve">VSL SodaFil — BLOCO 10: PRODUCT BUILD-UP, parte 1 (o primeiro homem: Mike toma o pó, a ressonância, os dois touros, a volta dela) (v1.5, 15/10/2026: cena da Lakiha em Nevada, casa principal, fora do rancho)</w:t>
       </w:r>
     </w:p>
     <w:p>
@@ -177,7 +177,7 @@
         <w:t xml:space="preserve"> </w:t>
       </w:r>
       <w:r>
-        <w:t xml:space="preserve">4532 caracteres falados em EN (SH 18: 3.200 em PT).</w:t>
+        <w:t xml:space="preserve">4594 caracteres falados em EN (SH 18: 3.200 em PT).</w:t>
       </w:r>
       <w:r>
         <w:t xml:space="preserve"> </w:t>
@@ -409,7 +409,7 @@
         <w:t xml:space="preserve"> </w:t>
       </w:r>
       <w:r>
-        <w:t xml:space="preserve">Lord. Mike already told you about day eleven, so I’m not gonna repeat it. I’m gonna tell you about month three. Because by month three, I’d hear the truck pull up and I’d be at the door before he turned the engine off. He’d walk in from the pasture, dust on his boots, and the first thing I’d see wasn’t his face. It was the front of his jeans. That bulge, just hanging there, heavy, before he even touched me. And I’d drop. Right there in the hallway, on my knees, with the door still open. I’m gonna be honest with you: it got thicker. It got longer. I could feel the difference in my jaw. And I’ll say what I shouldn’t say on camera. That boy’s wasn’t nothing next to this. Nothing. By month three, that man was cumming three times a day. Three. Every one of them, my sheets soaked through to the mattress. We bought three beds that month. Three new beds, because he broke the other ones. The man at the furniture store stopped asking. You hear me? That’s my bull. And I’m not going anywhere.</w:t>
+        <w:t xml:space="preserve">Lord. Mike already told you about day eleven, so I’m not gonna repeat it. I’m gonna tell you about month three. Camp was over. We were back home in Nevada. And by month three, I’d hear the garage door go up and I’d be in the hallway before he was out of the car. He’d walk in from the gym, bag on his shoulder, and the first thing I’d see wasn’t his face. It was the front of his sweatpants. That bulge, just hanging there, heavy, before he even touched me. And I’d drop. Right there on the marble, on my knees, with the garage door still open. I’m gonna be honest with you: it got thicker. It got longer. I could feel the difference in my jaw. And I’ll say what I shouldn’t say on camera. That boy’s wasn’t nothing next to this. Nothing. By month three, that man was cumming three times a day. Three. Every one of them, my sheets soaked through to the mattress. We bought three beds that month. Three new beds, because he broke the other ones. The man at the furniture store in Vegas stopped asking. You hear me? That’s my bull. And I’m not going anywhere.</w:t>
       </w:r>
     </w:p>
     <w:p>
@@ -626,7 +626,7 @@
         <w:t xml:space="preserve"> </w:t>
       </w:r>
       <w:r>
-        <w:t xml:space="preserve">Senhor. O Mike já te contou do dia onze, então eu não vou repetir. Eu vou te contar do terceiro mês. Porque no terceiro mês, eu ouvia a caminhonete chegando e já estava na porta antes de ele desligar o motor. Ele entrava vindo do pasto, poeira na bota, e a primeira coisa que eu via não era o rosto dele. Era a frente da calça. Aquele volume, pendurado ali, pesado, antes mesmo de ele encostar em mim. E eu caía. Ali mesmo no corredor, de joelhos, com a porta ainda aberta. Vou ser sincera com você: ficou mais grosso. Ficou mais comprido. Eu sentia a diferença no maxilar. E vou dizer o que eu não devia dizer na câmera. O daquele moleque não era nada perto disso. Nada. No terceiro mês, aquele homem estava gozando três vezes por dia. Três. Em cada uma delas, o meu lençol encharcado até o colchão. A gente comprou três camas naquele mês. Três camas novas, porque ele quebrou as outras. O homem da loja de móveis parou de perguntar. Tá me ouvindo? Esse é o meu touro. E eu não vou a lugar nenhum.</w:t>
+        <w:t xml:space="preserve">Senhor. O Mike já te contou do dia onze, então eu não vou repetir. Eu vou te contar do terceiro mês. O camp tinha acabado. A gente estava de volta em casa, em Nevada. E no terceiro mês, eu ouvia o portão da garagem abrindo e já estava no corredor antes de ele sair do carro. Ele entrava vindo da academia, bolsa no ombro, e a primeira coisa que eu via não era o rosto dele. Era a frente da calça de moletom. Aquele volume, pendurado ali, pesado, antes mesmo de ele encostar em mim. E eu caía. Ali mesmo no mármore, de joelhos, com o portão da garagem ainda aberto. Vou ser sincera com você: ficou mais grosso. Ficou mais comprido. Eu sentia a diferença no maxilar. E vou dizer o que eu não devia dizer na câmera. O daquele moleque não era nada perto disso. Nada. No terceiro mês, aquele homem estava gozando três vezes por dia. Três. Em cada uma delas, o meu lençol encharcado até o colchão. A gente comprou três camas naquele mês. Três camas novas, porque ele quebrou as outras. O homem da loja de móveis em Vegas parou de perguntar. Tá me ouvindo? Esse é o meu touro. E eu não vou a lugar nenhum.</w:t>
       </w:r>
     </w:p>
     <w:p>
@@ -1478,7 +1478,7 @@
               <w:jc w:val="left"/>
             </w:pPr>
             <w:r>
-              <w:t xml:space="preserve">Lakiha de costas, cena: a caminhonete chegando, ela na porta, o volume na frente da calça antes de ele tocar nela, ela de joelhos no corredor com a porta aberta,</w:t>
+              <w:t xml:space="preserve">Lakiha de costas, cena fora do rancho (decisão de 15/10: terceiro mês = depois do camp, na casa principal em Nevada): o portão da garagem, ele chegando da academia, o volume na frente do moletom antes de ele tocar nela, ela de joelhos no mármore com o portão aberto,</w:t>
             </w:r>
             <w:r>
               <w:t xml:space="preserve"> </w:t>
@@ -1883,7 +1883,7 @@
         <w:t xml:space="preserve">“</w:t>
       </w:r>
       <w:r>
-        <w:t xml:space="preserve">THE FRONT OF HIS JEANS.</w:t>
+        <w:t xml:space="preserve">THE FRONT OF HIS SWEATPANTS.</w:t>
       </w:r>
       <w:r>
         <w:t xml:space="preserve">”</w:t>
@@ -2051,7 +2051,7 @@
         <w:t xml:space="preserve"> </w:t>
       </w:r>
       <w:r>
-        <w:t xml:space="preserve">(§5); Attia de jaleco, lower-third, um plano; os dois currais, brincos 41 e 42, quadro-negro com a data, dois cochos; dia 30: o 41 montando, o 42 no canto (demo 14A) (§5); Lakiha de costas, luz baixa, mesma marcação da emotional (§6); inserts sem rosto: a caminhonete parando, botas com poeira entrando pela porta, o corredor com a porta aberta, o volume na calça em plano fechado (b-roll, sem o Mike), a loja de móveis.</w:t>
+        <w:t xml:space="preserve">(§5); Attia de jaleco, lower-third, um plano; os dois currais, brincos 41 e 42, quadro-negro com a data, dois cochos; dia 30: o 41 montando, o 42 no canto (demo 14A) (§5); Lakiha de costas, luz baixa, mesma marcação da emotional (§6); inserts sem rosto, cenário Nevada (casa principal do Mike, não o rancho): o portão da garagem subindo, o carro entrando, a bolsa de academia caindo no chão do hall, o corredor de mármore, o volume no moletom em plano fechado (b-roll, sem o Mike), a loja de móveis em Vegas, a cama nova sendo montada.</w:t>
       </w:r>
     </w:p>
     <w:p>
@@ -2294,7 +2294,7 @@
         <w:t xml:space="preserve"> </w:t>
       </w:r>
       <w:r>
-        <w:t xml:space="preserve">4532 caracteres falados em EN; a Soda Horse 18 tem 3.200 em português (o inglês corre ~10% mais curto no mesmo tempo de fala).</w:t>
+        <w:t xml:space="preserve">4594 caracteres falados em EN; a Soda Horse 18 tem 3.200 em português (o inglês corre ~10% mais curto no mesmo tempo de fala).</w:t>
       </w:r>
     </w:p>
     <w:bookmarkEnd w:id="22"/>
